--- a/docs/TeamPulse_维护与运维手册.docx
+++ b/docs/TeamPulse_维护与运维手册.docx
@@ -203,7 +203,7 @@
           <w:color w:val="404040"/>
           <w:sz w:val="28"/>
         </w:rPr>
-        <w:t>http://81.70.102.116/</w:t>
+        <w:t>http://www.team-pulse.site/</w:t>
       </w:r>
     </w:p>
     <w:p>
@@ -5295,7 +5295,7 @@
                 <w:rFonts w:ascii="Consolas" w:hAnsi="Consolas"/>
                 <w:sz w:val="18"/>
               </w:rPr>
-              <w:t xml:space="preserve">ssh -L 3000:127.0.0.1:3000 root@81.70.102.116   # </w:t>
+              <w:t xml:space="preserve">ssh -L 3000:127.0.0.1:3000 root@www.team-pulse.site   # </w:t>
             </w:r>
             <w:r>
               <w:rPr>
@@ -5318,6 +5318,7 @@
     <w:p/>
     <w:sectPr>
       <w:footerReference w:type="default" r:id="rId8"/>
+      <w:headerReference w:type="default" r:id="rId11"/>
       <w:pgSz w:w="11906" w:h="16838"/>
       <w:pgMar w:top="1247" w:right="1247" w:bottom="1247" w:left="1247" w:header="720" w:footer="720" w:gutter="0"/>
       <w:cols w:space="720"/>
@@ -5404,6 +5405,16 @@
     </w:p>
   </w:footnote>
 </w:footnotes>
+</file>
+
+<file path=word/header1.xml><?xml version="1.0" encoding="utf-8"?>
+<w:hdr xmlns:m="http://schemas.openxmlformats.org/officeDocument/2006/math" xmlns:mc="http://schemas.openxmlformats.org/markup-compatibility/2006" xmlns:mo="http://schemas.microsoft.com/office/mac/office/2008/main" xmlns:mv="urn:schemas-microsoft-com:mac:vml" xmlns:o="urn:schemas-microsoft-com:office:office" xmlns:r="http://schemas.openxmlformats.org/officeDocument/2006/relationships" xmlns:v="urn:schemas-microsoft-com:vml" xmlns:w10="urn:schemas-microsoft-com:office:word" xmlns:w14="http://schemas.microsoft.com/office/word/2010/wordml" xmlns:w="http://schemas.openxmlformats.org/wordprocessingml/2006/main" xmlns:wne="http://schemas.microsoft.com/office/word/2006/wordml" xmlns:wp14="http://schemas.microsoft.com/office/word/2010/wordprocessingDrawing" xmlns:wp="http://schemas.openxmlformats.org/drawingml/2006/wordprocessingDrawing" xmlns:wpc="http://schemas.microsoft.com/office/word/2010/wordprocessingCanvas" xmlns:wpg="http://schemas.microsoft.com/office/word/2010/wordprocessingGroup" xmlns:wpi="http://schemas.microsoft.com/office/word/2010/wordprocessingInk" xmlns:wps="http://schemas.microsoft.com/office/word/2010/wordprocessingShape" mc:Ignorable="w14 wp14">
+  <w:p>
+    <w:pPr>
+      <w:pStyle w:val="Header"/>
+    </w:pPr>
+  </w:p>
+</w:hdr>
 </file>
 
 <file path=word/numbering.xml><?xml version="1.0" encoding="utf-8"?>
